--- a/human/tasks/E-04/summary.docx
+++ b/human/tasks/E-04/summary.docx
@@ -143,7 +143,7 @@
     </w:p>
     <w:p>
       <w:r>
-        <w:t>不修改其他任务冻结输入、不新增重复依赖边、不生成虚构L4、哈希或签名。整体根目录双层迁移仍未完成。</w:t>
+        <w:t>不修改其他任务冻结输入、不新增重复依赖边、不生成虚构L4、哈希或签名。根目录19/19项已迁入human/agent，当前读取和运行入口已验证，业务签收不变。</w:t>
       </w:r>
     </w:p>
     <w:p>
@@ -202,7 +202,12 @@
     </w:p>
     <w:p>
       <w:r>
-        <w:t>累计49/71、剩余22，下一A-05。E-04仍阻塞，没有真实锁库/揭盲；本轮完成固定目录、来源和当前交接，整体根目录迁移继续。</w:t>
+        <w:t>规范化71/71包、根目录迁移19/19项完成；每包Word由Agent源生成。</w:t>
+      </w:r>
+    </w:p>
+    <w:p>
+      <w:r>
+        <w:t>业务状态BLOCKED_EXTERNAL，原签收与未交付项不变；后续按注册表和实际依赖推进。</w:t>
       </w:r>
     </w:p>
     <w:p>
